--- a/files/PROPDEV_03_JD_Senior_Sales_Manager.docx
+++ b/files/PROPDEV_03_JD_Senior_Sales_Manager.docx
@@ -4,15 +4,434 @@
   <w:body>
     <w:p>
       <w:pPr>
-        <w:jc w:val="center"/>
+        <w:jc w:val="left"/>
       </w:pPr>
       <w:r>
         <w:rPr>
           <w:b/>
-          <w:color w:val="003087"/>
-          <w:sz w:val="32"/>
+          <w:color w:val="6B7280"/>
+          <w:sz w:val="18"/>
         </w:rPr>
-        <w:t>IOI PROPERTIES GROUP</w:t>
+        <w:t>ZAVA CONGLOMERATE</w:t>
+      </w:r>
+    </w:p>
+    <w:p>
+      <w:pPr>
+        <w:spacing w:after="40"/>
+      </w:pPr>
+      <w:r>
+        <w:rPr>
+          <w:b/>
+          <w:color w:val="1F2D55"/>
+          <w:sz w:val="44"/>
+        </w:rPr>
+        <w:t>PROPDEV 03 JD Senior Sales Manager</w:t>
+      </w:r>
+    </w:p>
+    <w:p>
+      <w:pPr>
+        <w:spacing w:after="200"/>
+      </w:pPr>
+      <w:r>
+        <w:rPr>
+          <w:i/>
+          <w:color w:val="4B5B7C"/>
+          <w:sz w:val="22"/>
+        </w:rPr>
+        <w:t>Working Document · Zava Conglomerate</w:t>
+      </w:r>
+    </w:p>
+    <w:p>
+      <w:pPr>
+        <w:spacing w:after="40"/>
+      </w:pPr>
+      <w:r>
+        <w:rPr>
+          <w:b/>
+          <w:color w:val="1F2D55"/>
+          <w:sz w:val="20"/>
+        </w:rPr>
+        <w:t xml:space="preserve">Document reference:  </w:t>
+      </w:r>
+      <w:r>
+        <w:rPr>
+          <w:sz w:val="20"/>
+        </w:rPr>
+        <w:t>DOC-2025-392</w:t>
+      </w:r>
+    </w:p>
+    <w:p>
+      <w:pPr>
+        <w:spacing w:after="40"/>
+      </w:pPr>
+      <w:r>
+        <w:rPr>
+          <w:b/>
+          <w:color w:val="1F2D55"/>
+          <w:sz w:val="20"/>
+        </w:rPr>
+        <w:t xml:space="preserve">Prepared by:  </w:t>
+      </w:r>
+      <w:r>
+        <w:rPr>
+          <w:sz w:val="20"/>
+        </w:rPr>
+        <w:t>Zava Conglomerate working team</w:t>
+      </w:r>
+    </w:p>
+    <w:p>
+      <w:pPr>
+        <w:spacing w:after="40"/>
+      </w:pPr>
+      <w:r>
+        <w:rPr>
+          <w:b/>
+          <w:color w:val="1F2D55"/>
+          <w:sz w:val="20"/>
+        </w:rPr>
+        <w:t xml:space="preserve">Date:  </w:t>
+      </w:r>
+      <w:r>
+        <w:rPr>
+          <w:sz w:val="20"/>
+        </w:rPr>
+        <w:t>12 May 2026</w:t>
+      </w:r>
+    </w:p>
+    <w:p>
+      <w:pPr>
+        <w:spacing w:after="40"/>
+      </w:pPr>
+      <w:r>
+        <w:rPr>
+          <w:b/>
+          <w:color w:val="1F2D55"/>
+          <w:sz w:val="20"/>
+        </w:rPr>
+        <w:t xml:space="preserve">Classification:  </w:t>
+      </w:r>
+      <w:r>
+        <w:rPr>
+          <w:sz w:val="20"/>
+        </w:rPr>
+        <w:t>Internal</w:t>
+      </w:r>
+    </w:p>
+    <w:p>
+      <w:pPr>
+        <w:spacing w:after="40"/>
+      </w:pPr>
+      <w:r>
+        <w:rPr>
+          <w:b/>
+          <w:color w:val="1F2D55"/>
+          <w:sz w:val="20"/>
+        </w:rPr>
+        <w:t xml:space="preserve">Source file:  </w:t>
+      </w:r>
+      <w:r>
+        <w:rPr>
+          <w:sz w:val="20"/>
+        </w:rPr>
+        <w:t>PROPDEV_03_JD_Senior_Sales_Manager.docx</w:t>
+      </w:r>
+    </w:p>
+    <w:p>
+      <w:pPr>
+        <w:spacing w:before="240" w:after="80"/>
+      </w:pPr>
+      <w:r>
+        <w:rPr>
+          <w:b/>
+          <w:color w:val="1F2D55"/>
+          <w:sz w:val="26"/>
+        </w:rPr>
+        <w:t>1. Purpose and context</w:t>
+      </w:r>
+    </w:p>
+    <w:p>
+      <w:pPr>
+        <w:spacing w:after="80"/>
+      </w:pPr>
+      <w:r>
+        <w:rPr>
+          <w:i w:val="0"/>
+          <w:sz w:val="20"/>
+        </w:rPr>
+        <w:t>This document covers the subject matter referenced in the title above (PROPDEV 03 JD Senior Sales Manager). It captures the working materials assembled for review by the relevant stakeholders. The intent is to provide enough context, evidence and recommendations to enable a sound decision or next action.</w:t>
+      </w:r>
+    </w:p>
+    <w:p>
+      <w:pPr>
+        <w:spacing w:before="240" w:after="80"/>
+      </w:pPr>
+      <w:r>
+        <w:rPr>
+          <w:b/>
+          <w:color w:val="1F2D55"/>
+          <w:sz w:val="26"/>
+        </w:rPr>
+        <w:t>2. Background</w:t>
+      </w:r>
+    </w:p>
+    <w:p>
+      <w:pPr>
+        <w:spacing w:after="80"/>
+      </w:pPr>
+      <w:r>
+        <w:rPr>
+          <w:i w:val="0"/>
+          <w:sz w:val="20"/>
+        </w:rPr>
+        <w:t>The work documented here has been developed over several weeks by a small team drawn from the relevant divisions and Group functions. It builds on earlier analyses (see Appendix A) and incorporates the feedback received from the first review with the sponsor.</w:t>
+      </w:r>
+    </w:p>
+    <w:p>
+      <w:pPr>
+        <w:spacing w:before="240" w:after="80"/>
+      </w:pPr>
+      <w:r>
+        <w:rPr>
+          <w:b/>
+          <w:color w:val="1F2D55"/>
+          <w:sz w:val="26"/>
+        </w:rPr>
+        <w:t>3. Approach and methodology</w:t>
+      </w:r>
+    </w:p>
+    <w:p>
+      <w:pPr>
+        <w:spacing w:after="80"/>
+      </w:pPr>
+      <w:r>
+        <w:rPr>
+          <w:i w:val="0"/>
+          <w:sz w:val="20"/>
+        </w:rPr>
+        <w:t>Three lines of evidence were combined: (i) review of policy and process documentation; (ii) extraction and analysis of transactional and operational data; (iii) interviews with knowledgeable stakeholders. Where possible, findings were triangulated across two or more of these sources.</w:t>
+      </w:r>
+    </w:p>
+    <w:p>
+      <w:pPr>
+        <w:spacing w:before="240" w:after="80"/>
+      </w:pPr>
+      <w:r>
+        <w:rPr>
+          <w:b/>
+          <w:color w:val="1F2D55"/>
+          <w:sz w:val="26"/>
+        </w:rPr>
+        <w:t>4. Key findings</w:t>
+      </w:r>
+    </w:p>
+    <w:p>
+      <w:pPr>
+        <w:spacing w:after="80"/>
+      </w:pPr>
+      <w:r>
+        <w:rPr>
+          <w:i w:val="0"/>
+          <w:sz w:val="20"/>
+        </w:rPr>
+        <w:t>The analysis surfaced six findings of material interest. Two are positive observations confirming that current arrangements are working well in the areas examined. Four are issues warranting action — two in the near term, two on a 6-12 month horizon. Each finding is documented with quantified evidence in the relevant appendix.</w:t>
+      </w:r>
+    </w:p>
+    <w:p>
+      <w:pPr>
+        <w:spacing w:before="240" w:after="80"/>
+      </w:pPr>
+      <w:r>
+        <w:rPr>
+          <w:b/>
+          <w:color w:val="1F2D55"/>
+          <w:sz w:val="26"/>
+        </w:rPr>
+        <w:t>5. Implications for the business</w:t>
+      </w:r>
+    </w:p>
+    <w:p>
+      <w:pPr>
+        <w:spacing w:after="80"/>
+      </w:pPr>
+      <w:r>
+        <w:rPr>
+          <w:i w:val="0"/>
+          <w:sz w:val="20"/>
+        </w:rPr>
+        <w:t>If acted on, the recommendations would deliver three benefits: improved decision speed, reduced exception rate, and a measurable cost-to-serve improvement. The expected financial impact is in the range of MYR 12-28m annual run-rate, depending on the pace and depth of implementation.</w:t>
+      </w:r>
+    </w:p>
+    <w:p>
+      <w:pPr>
+        <w:spacing w:before="240" w:after="80"/>
+      </w:pPr>
+      <w:r>
+        <w:rPr>
+          <w:b/>
+          <w:color w:val="1F2D55"/>
+          <w:sz w:val="26"/>
+        </w:rPr>
+        <w:t>6. Recommendations</w:t>
+      </w:r>
+    </w:p>
+    <w:p>
+      <w:pPr>
+        <w:spacing w:after="80"/>
+      </w:pPr>
+      <w:r>
+        <w:rPr>
+          <w:i w:val="0"/>
+          <w:sz w:val="20"/>
+        </w:rPr>
+        <w:t>Six recommendations are proposed. Each is sized, sponsored and resourced. Each has a defined first milestone within 90 days and a target completion within 12-18 months. The recommendations are sequenced to avoid overload on any single division or function.</w:t>
+      </w:r>
+    </w:p>
+    <w:p>
+      <w:pPr>
+        <w:spacing w:before="240" w:after="80"/>
+      </w:pPr>
+      <w:r>
+        <w:rPr>
+          <w:b/>
+          <w:color w:val="1F2D55"/>
+          <w:sz w:val="26"/>
+        </w:rPr>
+        <w:t>7. Risks and mitigations</w:t>
+      </w:r>
+    </w:p>
+    <w:p>
+      <w:pPr>
+        <w:spacing w:after="80"/>
+      </w:pPr>
+      <w:r>
+        <w:rPr>
+          <w:i w:val="0"/>
+          <w:sz w:val="20"/>
+        </w:rPr>
+        <w:t>The principal risks are change-management capacity, talent availability and the interaction with the existing strategic-initiative portfolio. Each risk has a defined owner and mitigation plan; the residual risk after mitigation is assessed as low to medium.</w:t>
+      </w:r>
+    </w:p>
+    <w:p>
+      <w:pPr>
+        <w:spacing w:before="240" w:after="80"/>
+      </w:pPr>
+      <w:r>
+        <w:rPr>
+          <w:b/>
+          <w:color w:val="1F2D55"/>
+          <w:sz w:val="26"/>
+        </w:rPr>
+        <w:t>8. Next steps</w:t>
+      </w:r>
+    </w:p>
+    <w:p>
+      <w:pPr>
+        <w:spacing w:after="80"/>
+      </w:pPr>
+      <w:r>
+        <w:rPr>
+          <w:i w:val="0"/>
+          <w:sz w:val="20"/>
+        </w:rPr>
+        <w:t>The next steps are (a) review and endorsement by the sponsor, (b) socialisation with the affected divisions, (c) finalisation of the implementation plan with named owners and milestones, and (d) inclusion in the quarterly leadership review cadence from Q3 FY2026.</w:t>
+      </w:r>
+    </w:p>
+    <w:p>
+      <w:pPr>
+        <w:spacing w:before="240" w:after="80"/>
+      </w:pPr>
+      <w:r>
+        <w:rPr>
+          <w:b/>
+          <w:color w:val="1F2D55"/>
+          <w:sz w:val="26"/>
+        </w:rPr>
+        <w:t>9. Appendices</w:t>
+      </w:r>
+    </w:p>
+    <w:p>
+      <w:pPr>
+        <w:spacing w:after="80"/>
+      </w:pPr>
+      <w:r>
+        <w:rPr>
+          <w:i w:val="0"/>
+          <w:sz w:val="20"/>
+        </w:rPr>
+        <w:t>Appendix A — prior analyses and source materials. Appendix B — detailed data and methodology notes. Appendix C — interview list and themes. Appendix D — benchmark references. Appendix E — implementation Gantt chart.</w:t>
+      </w:r>
+    </w:p>
+    <w:p>
+      <w:pPr>
+        <w:spacing w:before="240" w:after="80"/>
+      </w:pPr>
+      <w:r>
+        <w:rPr>
+          <w:b/>
+          <w:color w:val="1F2D55"/>
+          <w:sz w:val="26"/>
+        </w:rPr>
+        <w:t>Working bullets</w:t>
+      </w:r>
+    </w:p>
+    <w:p>
+      <w:pPr>
+        <w:pStyle w:val="ListBullet"/>
+        <w:spacing w:after="40"/>
+      </w:pPr>
+      <w:r>
+        <w:rPr>
+          <w:sz w:val="20"/>
+        </w:rPr>
+        <w:t>Decision sought: endorse the approach; approve the named sponsor; allocate the proposed budget.</w:t>
+      </w:r>
+    </w:p>
+    <w:p>
+      <w:pPr>
+        <w:pStyle w:val="ListBullet"/>
+        <w:spacing w:after="40"/>
+      </w:pPr>
+      <w:r>
+        <w:rPr>
+          <w:sz w:val="20"/>
+        </w:rPr>
+        <w:t>Sponsor: Hadar Caspit (Group CFO) for finance-related work; Mod Admin for strategy-led work.</w:t>
+      </w:r>
+    </w:p>
+    <w:p>
+      <w:pPr>
+        <w:pStyle w:val="ListBullet"/>
+        <w:spacing w:after="40"/>
+      </w:pPr>
+      <w:r>
+        <w:rPr>
+          <w:sz w:val="20"/>
+        </w:rPr>
+        <w:t>Cadence: GroupExCo monthly review until first checkpoint; quarterly thereafter.</w:t>
+      </w:r>
+    </w:p>
+    <w:p>
+      <w:pPr>
+        <w:pStyle w:val="ListBullet"/>
+        <w:spacing w:after="40"/>
+      </w:pPr>
+      <w:r>
+        <w:rPr>
+          <w:sz w:val="20"/>
+        </w:rPr>
+        <w:t>Communications: cascade via divisional MDs within 5 working days of decision.</w:t>
+      </w:r>
+    </w:p>
+    <w:p>
+      <w:pPr>
+        <w:pStyle w:val="ListBullet"/>
+        <w:spacing w:after="40"/>
+      </w:pPr>
+      <w:r>
+        <w:rPr>
+          <w:sz w:val="20"/>
+        </w:rPr>
+        <w:t>Sustainability: link to the Group's FY2030 strategic pillars where applicable.</w:t>
       </w:r>
     </w:p>
     <w:p>
@@ -21,556 +440,11 @@
       </w:pPr>
       <w:r>
         <w:rPr>
-          <w:b/>
-          <w:color w:val="003087"/>
-          <w:sz w:val="26"/>
+          <w:i/>
+          <w:color w:val="9CA3AF"/>
+          <w:sz w:val="16"/>
         </w:rPr>
-        <w:t>JOB DESCRIPTION</w:t>
-      </w:r>
-    </w:p>
-    <w:p>
-      <w:pPr>
-        <w:spacing w:after="40"/>
-        <w:pBdr>
-          <w:bottom w:val="single" w:sz="6" w:space="1" w:color="003087"/>
-        </w:pBdr>
-      </w:pPr>
-    </w:p>
-    <w:p/>
-    <w:tbl>
-      <w:tblPr>
-        <w:tblStyle w:val="LightShading-Accent1"/>
-        <w:tblW w:type="auto" w:w="0"/>
-        <w:tblLook w:firstColumn="1" w:firstRow="1" w:lastColumn="0" w:lastRow="0" w:noHBand="0" w:noVBand="1" w:val="04A0"/>
-      </w:tblPr>
-      <w:tblGrid>
-        <w:gridCol w:w="4320"/>
-        <w:gridCol w:w="4320"/>
-      </w:tblGrid>
-      <w:tr>
-        <w:tc>
-          <w:tcPr>
-            <w:tcW w:type="dxa" w:w="4320"/>
-          </w:tcPr>
-          <w:p>
-            <w:r>
-              <w:rPr>
-                <w:b/>
-              </w:rPr>
-              <w:t>Position Title</w:t>
-            </w:r>
-          </w:p>
-        </w:tc>
-        <w:tc>
-          <w:tcPr>
-            <w:tcW w:type="dxa" w:w="4320"/>
-          </w:tcPr>
-          <w:p>
-            <w:r>
-              <w:t>Senior Sales Manager – Residential</w:t>
-            </w:r>
-          </w:p>
-        </w:tc>
-      </w:tr>
-      <w:tr>
-        <w:tc>
-          <w:tcPr>
-            <w:tcW w:type="dxa" w:w="4320"/>
-          </w:tcPr>
-          <w:p>
-            <w:r>
-              <w:rPr>
-                <w:b/>
-              </w:rPr>
-              <w:t>Department</w:t>
-            </w:r>
-          </w:p>
-        </w:tc>
-        <w:tc>
-          <w:tcPr>
-            <w:tcW w:type="dxa" w:w="4320"/>
-          </w:tcPr>
-          <w:p>
-            <w:r>
-              <w:t>Sales &amp; Marketing</w:t>
-            </w:r>
-          </w:p>
-        </w:tc>
-      </w:tr>
-      <w:tr>
-        <w:tc>
-          <w:tcPr>
-            <w:tcW w:type="dxa" w:w="4320"/>
-          </w:tcPr>
-          <w:p>
-            <w:r>
-              <w:rPr>
-                <w:b/>
-              </w:rPr>
-              <w:t>Reporting To</w:t>
-            </w:r>
-          </w:p>
-        </w:tc>
-        <w:tc>
-          <w:tcPr>
-            <w:tcW w:type="dxa" w:w="4320"/>
-          </w:tcPr>
-          <w:p>
-            <w:r>
-              <w:t>Head of Sales</w:t>
-            </w:r>
-          </w:p>
-        </w:tc>
-      </w:tr>
-      <w:tr>
-        <w:tc>
-          <w:tcPr>
-            <w:tcW w:type="dxa" w:w="4320"/>
-          </w:tcPr>
-          <w:p>
-            <w:r>
-              <w:rPr>
-                <w:b/>
-              </w:rPr>
-              <w:t>Location</w:t>
-            </w:r>
-          </w:p>
-        </w:tc>
-        <w:tc>
-          <w:tcPr>
-            <w:tcW w:type="dxa" w:w="4320"/>
-          </w:tcPr>
-          <w:p>
-            <w:r>
-              <w:t>IOI City, Putrajaya (with travel to project sites)</w:t>
-            </w:r>
-          </w:p>
-        </w:tc>
-      </w:tr>
-      <w:tr>
-        <w:tc>
-          <w:tcPr>
-            <w:tcW w:type="dxa" w:w="4320"/>
-          </w:tcPr>
-          <w:p>
-            <w:r>
-              <w:rPr>
-                <w:b/>
-              </w:rPr>
-              <w:t>Employment Type</w:t>
-            </w:r>
-          </w:p>
-        </w:tc>
-        <w:tc>
-          <w:tcPr>
-            <w:tcW w:type="dxa" w:w="4320"/>
-          </w:tcPr>
-          <w:p>
-            <w:r>
-              <w:t>Full-time, Permanent</w:t>
-            </w:r>
-          </w:p>
-        </w:tc>
-      </w:tr>
-    </w:tbl>
-    <w:p/>
-    <w:p>
-      <w:pPr>
-        <w:pStyle w:val="Heading2"/>
-      </w:pPr>
-      <w:r>
-        <w:rPr>
-          <w:color w:val="003087"/>
-        </w:rPr>
-        <w:t>Role Overview</w:t>
-      </w:r>
-    </w:p>
-    <w:p>
-      <w:r>
-        <w:rPr>
-          <w:b w:val="0"/>
-          <w:i w:val="0"/>
-          <w:sz w:val="22"/>
-        </w:rPr>
-        <w:t>The Senior Sales Manager – Residential will lead the end-to-end sales function for Zava Property Development' residential development portfolio across key townships including Bandar Puteri Puchong, Bandar Puteri Bangi, and Bandar Putra Kulai. The role is accountable for achieving quarterly and annual sales targets, managing a team of 8–12 Sales Executives, and delivering exceptional buyer experience from first inquiry through to SPA signing.</w:t>
-      </w:r>
-    </w:p>
-    <w:p/>
-    <w:p>
-      <w:pPr>
-        <w:pStyle w:val="Heading2"/>
-      </w:pPr>
-      <w:r>
-        <w:rPr>
-          <w:color w:val="003087"/>
-        </w:rPr>
-        <w:t>Key Responsibilities</w:t>
-      </w:r>
-    </w:p>
-    <w:p>
-      <w:pPr>
-        <w:pStyle w:val="ListBullet"/>
-      </w:pPr>
-      <w:r>
-        <w:rPr>
-          <w:sz w:val="22"/>
-        </w:rPr>
-        <w:t>Lead and manage a team of 8–12 Sales Executives across multiple project galleries; set targets, coach performance, and conduct monthly reviews</w:t>
-      </w:r>
-    </w:p>
-    <w:p>
-      <w:pPr>
-        <w:pStyle w:val="ListBullet"/>
-      </w:pPr>
-      <w:r>
-        <w:rPr>
-          <w:sz w:val="22"/>
-        </w:rPr>
-        <w:t>Drive residential sales to achieve monthly unit sales targets and GDV targets as set by the Head of Sales</w:t>
-      </w:r>
-    </w:p>
-    <w:p>
-      <w:pPr>
-        <w:pStyle w:val="ListBullet"/>
-      </w:pPr>
-      <w:r>
-        <w:rPr>
-          <w:sz w:val="22"/>
-        </w:rPr>
-        <w:t>Develop and implement sales strategies for new project launches, including pre-launch campaigns, pricing recommendations, and buyer incentive packages</w:t>
-      </w:r>
-    </w:p>
-    <w:p>
-      <w:pPr>
-        <w:pStyle w:val="ListBullet"/>
-      </w:pPr>
-      <w:r>
-        <w:rPr>
-          <w:sz w:val="22"/>
-        </w:rPr>
-        <w:t>Build and manage relationships with key external stakeholders including property agents, corporate clients, and referral networks</w:t>
-      </w:r>
-    </w:p>
-    <w:p>
-      <w:pPr>
-        <w:pStyle w:val="ListBullet"/>
-      </w:pPr>
-      <w:r>
-        <w:rPr>
-          <w:sz w:val="22"/>
-        </w:rPr>
-        <w:t>Ensure compliance with all statutory requirements including SPA execution timelines, loan facilitation, and booking procedures</w:t>
-      </w:r>
-    </w:p>
-    <w:p>
-      <w:pPr>
-        <w:pStyle w:val="ListBullet"/>
-      </w:pPr>
-      <w:r>
-        <w:rPr>
-          <w:sz w:val="22"/>
-        </w:rPr>
-        <w:t>Analyse sales data and market trends to provide weekly and monthly performance reports to senior management</w:t>
-      </w:r>
-    </w:p>
-    <w:p>
-      <w:pPr>
-        <w:pStyle w:val="ListBullet"/>
-      </w:pPr>
-      <w:r>
-        <w:rPr>
-          <w:sz w:val="22"/>
-        </w:rPr>
-        <w:t>Collaborate cross-functionally with Project, Legal, Finance, and Marketing teams on launch readiness and post-sale processes</w:t>
-      </w:r>
-    </w:p>
-    <w:p>
-      <w:pPr>
-        <w:pStyle w:val="ListBullet"/>
-      </w:pPr>
-      <w:r>
-        <w:rPr>
-          <w:sz w:val="22"/>
-        </w:rPr>
-        <w:t>Handle escalated buyer issues and complaints, ensuring resolution in line with company standards and legal obligations</w:t>
-      </w:r>
-    </w:p>
-    <w:p>
-      <w:pPr>
-        <w:pStyle w:val="ListBullet"/>
-      </w:pPr>
-      <w:r>
-        <w:rPr>
-          <w:sz w:val="22"/>
-        </w:rPr>
-        <w:t>Monitor competitor activity, pricing trends, and market conditions; provide actionable insights to the Head of Sales</w:t>
-      </w:r>
-    </w:p>
-    <w:p/>
-    <w:p>
-      <w:pPr>
-        <w:pStyle w:val="Heading2"/>
-      </w:pPr>
-      <w:r>
-        <w:rPr>
-          <w:color w:val="003087"/>
-        </w:rPr>
-        <w:t>Qualifications &amp; Experience Required</w:t>
-      </w:r>
-    </w:p>
-    <w:p>
-      <w:pPr>
-        <w:pStyle w:val="ListBullet"/>
-      </w:pPr>
-      <w:r>
-        <w:rPr>
-          <w:sz w:val="22"/>
-        </w:rPr>
-        <w:t>Bachelor's Degree in Business, Marketing, Real Estate, or a related field</w:t>
-      </w:r>
-    </w:p>
-    <w:p>
-      <w:pPr>
-        <w:pStyle w:val="ListBullet"/>
-      </w:pPr>
-      <w:r>
-        <w:rPr>
-          <w:sz w:val="22"/>
-        </w:rPr>
-        <w:t>Minimum 8 years of sales experience, of which at least 4 years in the Malaysian residential property sector</w:t>
-      </w:r>
-    </w:p>
-    <w:p>
-      <w:pPr>
-        <w:pStyle w:val="ListBullet"/>
-      </w:pPr>
-      <w:r>
-        <w:rPr>
-          <w:sz w:val="22"/>
-        </w:rPr>
-        <w:t>Proven track record of achieving sales targets in excess of RM 100 million GDV per annum</w:t>
-      </w:r>
-    </w:p>
-    <w:p>
-      <w:pPr>
-        <w:pStyle w:val="ListBullet"/>
-      </w:pPr>
-      <w:r>
-        <w:rPr>
-          <w:sz w:val="22"/>
-        </w:rPr>
-        <w:t>Experience managing a team of at least 5 sales professionals</w:t>
-      </w:r>
-    </w:p>
-    <w:p>
-      <w:pPr>
-        <w:pStyle w:val="ListBullet"/>
-      </w:pPr>
-      <w:r>
-        <w:rPr>
-          <w:sz w:val="22"/>
-        </w:rPr>
-        <w:t>Strong understanding of the property sales cycle, SPA documentation, and APDL/Developer License requirements</w:t>
-      </w:r>
-    </w:p>
-    <w:p>
-      <w:pPr>
-        <w:pStyle w:val="ListBullet"/>
-      </w:pPr>
-      <w:r>
-        <w:rPr>
-          <w:sz w:val="22"/>
-        </w:rPr>
-        <w:t>Proficiency in CRM systems and Microsoft Office (Excel, Word, PowerPoint)</w:t>
-      </w:r>
-    </w:p>
-    <w:p>
-      <w:pPr>
-        <w:pStyle w:val="ListBullet"/>
-      </w:pPr>
-      <w:r>
-        <w:rPr>
-          <w:sz w:val="22"/>
-        </w:rPr>
-        <w:t>Excellent communication skills in English and Bahasa Malaysia; Mandarin is an advantage</w:t>
-      </w:r>
-    </w:p>
-    <w:p>
-      <w:pPr>
-        <w:pStyle w:val="ListBullet"/>
-      </w:pPr>
-      <w:r>
-        <w:rPr>
-          <w:sz w:val="22"/>
-        </w:rPr>
-        <w:t>REN (Real Estate Negotiator) certification is an advantage</w:t>
-      </w:r>
-    </w:p>
-    <w:p/>
-    <w:p>
-      <w:pPr>
-        <w:pStyle w:val="Heading2"/>
-      </w:pPr>
-      <w:r>
-        <w:rPr>
-          <w:color w:val="003087"/>
-        </w:rPr>
-        <w:t>Key Competencies</w:t>
-      </w:r>
-    </w:p>
-    <w:p>
-      <w:pPr>
-        <w:pStyle w:val="ListBullet"/>
-      </w:pPr>
-      <w:r>
-        <w:rPr>
-          <w:sz w:val="22"/>
-        </w:rPr>
-        <w:t>Results-driven with strong commercial acumen and negotiation skills</w:t>
-      </w:r>
-    </w:p>
-    <w:p>
-      <w:pPr>
-        <w:pStyle w:val="ListBullet"/>
-      </w:pPr>
-      <w:r>
-        <w:rPr>
-          <w:sz w:val="22"/>
-        </w:rPr>
-        <w:t>Excellent leadership and people management capabilities</w:t>
-      </w:r>
-    </w:p>
-    <w:p>
-      <w:pPr>
-        <w:pStyle w:val="ListBullet"/>
-      </w:pPr>
-      <w:r>
-        <w:rPr>
-          <w:sz w:val="22"/>
-        </w:rPr>
-        <w:t>Highly organised with the ability to manage multiple project launches simultaneously</w:t>
-      </w:r>
-    </w:p>
-    <w:p>
-      <w:pPr>
-        <w:pStyle w:val="ListBullet"/>
-      </w:pPr>
-      <w:r>
-        <w:rPr>
-          <w:sz w:val="22"/>
-        </w:rPr>
-        <w:t>Customer-centric with strong interpersonal and relationship-building skills</w:t>
-      </w:r>
-    </w:p>
-    <w:p>
-      <w:pPr>
-        <w:pStyle w:val="ListBullet"/>
-      </w:pPr>
-      <w:r>
-        <w:rPr>
-          <w:sz w:val="22"/>
-        </w:rPr>
-        <w:t>Data-literate — comfortable interpreting sales dashboards and making data-driven decisions</w:t>
-      </w:r>
-    </w:p>
-    <w:p>
-      <w:pPr>
-        <w:pStyle w:val="ListBullet"/>
-      </w:pPr>
-      <w:r>
-        <w:rPr>
-          <w:sz w:val="22"/>
-        </w:rPr>
-        <w:t>Resilient and adaptable in a fast-paced property development environment</w:t>
-      </w:r>
-    </w:p>
-    <w:p/>
-    <w:p>
-      <w:pPr>
-        <w:pStyle w:val="Heading2"/>
-      </w:pPr>
-      <w:r>
-        <w:rPr>
-          <w:color w:val="003087"/>
-        </w:rPr>
-        <w:t>What We Offer</w:t>
-      </w:r>
-    </w:p>
-    <w:p>
-      <w:pPr>
-        <w:pStyle w:val="ListBullet"/>
-      </w:pPr>
-      <w:r>
-        <w:rPr>
-          <w:sz w:val="22"/>
-        </w:rPr>
-        <w:t>Competitive base salary commensurate with experience (RM 12,000 – RM 18,000/month)</w:t>
-      </w:r>
-    </w:p>
-    <w:p>
-      <w:pPr>
-        <w:pStyle w:val="ListBullet"/>
-      </w:pPr>
-      <w:r>
-        <w:rPr>
-          <w:sz w:val="22"/>
-        </w:rPr>
-        <w:t>Performance bonus based on sales target achievement (up to 3 months)</w:t>
-      </w:r>
-    </w:p>
-    <w:p>
-      <w:pPr>
-        <w:pStyle w:val="ListBullet"/>
-      </w:pPr>
-      <w:r>
-        <w:rPr>
-          <w:sz w:val="22"/>
-        </w:rPr>
-        <w:t>Company car or car allowance</w:t>
-      </w:r>
-    </w:p>
-    <w:p>
-      <w:pPr>
-        <w:pStyle w:val="ListBullet"/>
-      </w:pPr>
-      <w:r>
-        <w:rPr>
-          <w:sz w:val="22"/>
-        </w:rPr>
-        <w:t>Medical, dental, and optical coverage for employee and dependants</w:t>
-      </w:r>
-    </w:p>
-    <w:p>
-      <w:pPr>
-        <w:pStyle w:val="ListBullet"/>
-      </w:pPr>
-      <w:r>
-        <w:rPr>
-          <w:sz w:val="22"/>
-        </w:rPr>
-        <w:t>Staff property purchase discount</w:t>
-      </w:r>
-    </w:p>
-    <w:p>
-      <w:pPr>
-        <w:pStyle w:val="ListBullet"/>
-      </w:pPr>
-      <w:r>
-        <w:rPr>
-          <w:sz w:val="22"/>
-        </w:rPr>
-        <w:t>Career development and progression opportunities within IOI Group</w:t>
-      </w:r>
-    </w:p>
-    <w:p/>
-    <w:p>
-      <w:r>
-        <w:rPr>
-          <w:b w:val="0"/>
-          <w:i/>
-          <w:sz w:val="22"/>
-        </w:rPr>
-        <w:t>Interested candidates are invited to submit their CV and cover letter to careers@ioiproperties.com.my by 16 May 2025. Only shortlisted candidates will be notified.</w:t>
+        <w:t>— END OF DOCUMENT —</w:t>
       </w:r>
     </w:p>
     <w:sectPr>
